--- a/courses/4/uifis/dist/reports/UIFIS_practice-2_report-template.docx
+++ b/courses/4/uifis/dist/reports/UIFIS_practice-2_report-template.docx
@@ -86,6 +86,15 @@
       </w:r>
     </w:p>
     <w:p/>
+    <w:p>
+      <w:r>
+        <w:rPr>
+          <w:b/>
+          <w:sz w:val="24"/>
+        </w:rPr>
+        <w:t>Ход работы</w:t>
+      </w:r>
+    </w:p>
     <w:p>
       <w:r>
         <w:rPr>
@@ -528,19 +537,7 @@
           <w:b/>
           <w:sz w:val="24"/>
         </w:rPr>
-        <w:t>Скриншоты</w:t>
-      </w:r>
-    </w:p>
-    <w:p>
-      <w:pPr>
-        <w:jc w:val="center"/>
-      </w:pPr>
-      <w:r>
-        <w:rPr>
-          <w:i/>
-          <w:sz w:val="22"/>
-        </w:rPr>
-        <w:t>[ Место для скриншота 1: шапка отчёта с заполненными полями ]</w:t>
+        <w:t>Скриншоты выполнения работы</w:t>
       </w:r>
     </w:p>
     <w:p/>
@@ -582,126 +579,6 @@
           <w:sz w:val="24"/>
         </w:rPr>
         <w:t>________________________________________________________________________</w:t>
-      </w:r>
-    </w:p>
-    <w:p>
-      <w:r>
-        <w:rPr>
-          <w:b w:val="0"/>
-          <w:sz w:val="24"/>
-        </w:rPr>
-        <w:t>________________________________________________________________________</w:t>
-      </w:r>
-    </w:p>
-    <w:p>
-      <w:r>
-        <w:rPr>
-          <w:b w:val="0"/>
-          <w:sz w:val="24"/>
-        </w:rPr>
-        <w:t>________________________________________________________________________</w:t>
-      </w:r>
-    </w:p>
-    <w:p>
-      <w:r>
-        <w:rPr>
-          <w:b w:val="0"/>
-          <w:sz w:val="24"/>
-        </w:rPr>
-        <w:t>________________________________________________________________________</w:t>
-      </w:r>
-    </w:p>
-    <w:p/>
-    <w:p>
-      <w:r>
-        <w:rPr>
-          <w:b/>
-          <w:sz w:val="24"/>
-        </w:rPr>
-        <w:t>Ответы на контрольные вопросы</w:t>
-      </w:r>
-    </w:p>
-    <w:p>
-      <w:r>
-        <w:rPr>
-          <w:b w:val="0"/>
-          <w:sz w:val="24"/>
-        </w:rPr>
-        <w:t>1. Чем функциональная подсистема отличается от обеспечивающей?</w:t>
-      </w:r>
-    </w:p>
-    <w:p>
-      <w:r>
-        <w:rPr>
-          <w:b w:val="0"/>
-          <w:sz w:val="24"/>
-        </w:rPr>
-        <w:t>________________________________________________________________________</w:t>
-      </w:r>
-    </w:p>
-    <w:p>
-      <w:r>
-        <w:rPr>
-          <w:b w:val="0"/>
-          <w:sz w:val="24"/>
-        </w:rPr>
-        <w:t>________________________________________________________________________</w:t>
-      </w:r>
-    </w:p>
-    <w:p>
-      <w:r>
-        <w:rPr>
-          <w:b w:val="0"/>
-          <w:sz w:val="24"/>
-        </w:rPr>
-        <w:t>________________________________________________________________________</w:t>
-      </w:r>
-    </w:p>
-    <w:p/>
-    <w:p>
-      <w:r>
-        <w:rPr>
-          <w:b w:val="0"/>
-          <w:sz w:val="24"/>
-        </w:rPr>
-        <w:t>2. Почему функциональная подсистема не работает без обеспечивающих?</w:t>
-      </w:r>
-    </w:p>
-    <w:p>
-      <w:r>
-        <w:rPr>
-          <w:b w:val="0"/>
-          <w:sz w:val="24"/>
-        </w:rPr>
-        <w:t>________________________________________________________________________</w:t>
-      </w:r>
-    </w:p>
-    <w:p>
-      <w:r>
-        <w:rPr>
-          <w:b w:val="0"/>
-          <w:sz w:val="24"/>
-        </w:rPr>
-        <w:t>________________________________________________________________________</w:t>
-      </w:r>
-    </w:p>
-    <w:p>
-      <w:r>
-        <w:rPr>
-          <w:b w:val="0"/>
-          <w:sz w:val="24"/>
-        </w:rPr>
-        <w:t>________________________________________________________________________</w:t>
-      </w:r>
-    </w:p>
-    <w:p/>
-    <w:p>
-      <w:r>
-        <w:rPr>
-          <w:b w:val="0"/>
-          <w:sz w:val="24"/>
-        </w:rPr>
-        <w:t>3. К какому виду обеспечения относятся базы данных и почему?</w:t>
       </w:r>
     </w:p>
     <w:p>

--- a/courses/4/uifis/dist/reports/UIFIS_practice-2_report-template.docx
+++ b/courses/4/uifis/dist/reports/UIFIS_practice-2_report-template.docx
@@ -4,10 +4,13 @@
   <w:body>
     <w:p>
       <w:pPr>
+        <w:spacing w:line="360" w:lineRule="auto" w:before="0" w:after="0"/>
+        <w:ind w:firstLine="0"/>
         <w:jc w:val="center"/>
       </w:pPr>
       <w:r>
         <w:rPr>
+          <w:rFonts w:ascii="Times New Roman" w:hAnsi="Times New Roman" w:eastAsia="Times New Roman" w:cs="Times New Roman"/>
           <w:b/>
           <w:sz w:val="28"/>
         </w:rPr>
@@ -16,193 +19,293 @@
     </w:p>
     <w:p>
       <w:pPr>
+        <w:spacing w:line="360" w:lineRule="auto" w:before="0" w:after="0"/>
+        <w:ind w:firstLine="0"/>
         <w:jc w:val="center"/>
       </w:pPr>
       <w:r>
         <w:rPr>
+          <w:rFonts w:ascii="Times New Roman" w:hAnsi="Times New Roman" w:eastAsia="Times New Roman" w:cs="Times New Roman"/>
           <w:b/>
-          <w:sz w:val="26"/>
+          <w:sz w:val="28"/>
         </w:rPr>
         <w:t>Отчёт по практической работе №2</w:t>
       </w:r>
     </w:p>
     <w:p>
       <w:pPr>
+        <w:spacing w:line="360" w:lineRule="auto" w:before="0" w:after="0"/>
+        <w:ind w:firstLine="0"/>
         <w:jc w:val="center"/>
       </w:pPr>
       <w:r>
         <w:rPr>
+          <w:rFonts w:ascii="Times New Roman" w:hAnsi="Times New Roman" w:eastAsia="Times New Roman" w:cs="Times New Roman"/>
           <w:b w:val="0"/>
-          <w:sz w:val="24"/>
+          <w:sz w:val="28"/>
         </w:rPr>
         <w:t>Тема: Построение схемы состава информационной системы</w:t>
       </w:r>
     </w:p>
     <w:p/>
     <w:p>
+      <w:pPr>
+        <w:spacing w:line="360" w:lineRule="auto" w:before="0" w:after="0"/>
+        <w:ind w:firstLine="0"/>
+        <w:jc w:val="left"/>
+      </w:pPr>
       <w:r>
         <w:rPr>
+          <w:rFonts w:ascii="Times New Roman" w:hAnsi="Times New Roman" w:eastAsia="Times New Roman" w:cs="Times New Roman"/>
           <w:b w:val="0"/>
-          <w:sz w:val="24"/>
+          <w:sz w:val="28"/>
         </w:rPr>
         <w:t>ФИО студента: ______________________________________</w:t>
       </w:r>
     </w:p>
     <w:p>
+      <w:pPr>
+        <w:spacing w:line="360" w:lineRule="auto" w:before="0" w:after="0"/>
+        <w:ind w:firstLine="0"/>
+        <w:jc w:val="left"/>
+      </w:pPr>
       <w:r>
         <w:rPr>
+          <w:rFonts w:ascii="Times New Roman" w:hAnsi="Times New Roman" w:eastAsia="Times New Roman" w:cs="Times New Roman"/>
           <w:b w:val="0"/>
-          <w:sz w:val="24"/>
+          <w:sz w:val="28"/>
         </w:rPr>
         <w:t>Группа: ______________________  Дата: _______________</w:t>
       </w:r>
     </w:p>
     <w:p/>
     <w:p>
+      <w:pPr>
+        <w:pStyle w:val="Heading1"/>
+        <w:keepNext/>
+        <w:keepLines/>
+        <w:spacing w:line="240" w:lineRule="auto" w:before="240" w:after="0"/>
+        <w:ind w:firstLine="0" w:left="0"/>
+        <w:jc w:val="both"/>
+      </w:pPr>
       <w:r>
         <w:rPr>
-          <w:b/>
-          <w:sz w:val="24"/>
+          <w:rFonts w:ascii="Times New Roman" w:hAnsi="Times New Roman" w:eastAsia="Times New Roman" w:cs="Times New Roman"/>
+          <w:b w:val="0"/>
+          <w:sz w:val="28"/>
         </w:rPr>
         <w:t>Цель работы</w:t>
       </w:r>
     </w:p>
     <w:p>
+      <w:pPr>
+        <w:spacing w:line="360" w:lineRule="auto" w:before="0" w:after="0"/>
+        <w:ind w:firstLine="709"/>
+        <w:jc w:val="both"/>
+      </w:pPr>
       <w:r>
         <w:rPr>
+          <w:rFonts w:ascii="Times New Roman" w:hAnsi="Times New Roman" w:eastAsia="Times New Roman" w:cs="Times New Roman"/>
           <w:b w:val="0"/>
-          <w:sz w:val="24"/>
+          <w:sz w:val="28"/>
         </w:rPr>
         <w:t>________________________________________________________________________</w:t>
       </w:r>
     </w:p>
     <w:p>
+      <w:pPr>
+        <w:spacing w:line="360" w:lineRule="auto" w:before="0" w:after="0"/>
+        <w:ind w:firstLine="709"/>
+        <w:jc w:val="both"/>
+      </w:pPr>
       <w:r>
         <w:rPr>
+          <w:rFonts w:ascii="Times New Roman" w:hAnsi="Times New Roman" w:eastAsia="Times New Roman" w:cs="Times New Roman"/>
           <w:b w:val="0"/>
-          <w:sz w:val="24"/>
+          <w:sz w:val="28"/>
         </w:rPr>
         <w:t>________________________________________________________________________</w:t>
       </w:r>
     </w:p>
     <w:p/>
     <w:p>
+      <w:pPr>
+        <w:pStyle w:val="Heading1"/>
+        <w:keepNext/>
+        <w:keepLines/>
+        <w:spacing w:line="240" w:lineRule="auto" w:before="240" w:after="0"/>
+        <w:ind w:firstLine="0" w:left="0"/>
+        <w:jc w:val="both"/>
+      </w:pPr>
       <w:r>
         <w:rPr>
-          <w:b/>
-          <w:sz w:val="24"/>
+          <w:rFonts w:ascii="Times New Roman" w:hAnsi="Times New Roman" w:eastAsia="Times New Roman" w:cs="Times New Roman"/>
+          <w:b w:val="0"/>
+          <w:sz w:val="28"/>
         </w:rPr>
         <w:t>Ход работы</w:t>
       </w:r>
     </w:p>
     <w:p>
+      <w:pPr>
+        <w:pStyle w:val="Heading1"/>
+        <w:keepNext/>
+        <w:keepLines/>
+        <w:spacing w:line="240" w:lineRule="auto" w:before="240" w:after="0"/>
+        <w:ind w:firstLine="0" w:left="0"/>
+        <w:jc w:val="both"/>
+      </w:pPr>
       <w:r>
         <w:rPr>
-          <w:b/>
-          <w:sz w:val="24"/>
+          <w:rFonts w:ascii="Times New Roman" w:hAnsi="Times New Roman" w:eastAsia="Times New Roman" w:cs="Times New Roman"/>
+          <w:b w:val="0"/>
+          <w:sz w:val="28"/>
         </w:rPr>
         <w:t>Краткие теоретические сведения</w:t>
       </w:r>
     </w:p>
     <w:p>
+      <w:pPr>
+        <w:spacing w:line="360" w:lineRule="auto" w:before="0" w:after="0"/>
+        <w:ind w:firstLine="709"/>
+        <w:jc w:val="both"/>
+      </w:pPr>
       <w:r>
         <w:rPr>
+          <w:rFonts w:ascii="Times New Roman" w:hAnsi="Times New Roman" w:eastAsia="Times New Roman" w:cs="Times New Roman"/>
           <w:b w:val="0"/>
-          <w:sz w:val="24"/>
+          <w:sz w:val="28"/>
         </w:rPr>
         <w:t>Перечислите пять видов обеспечения ИС и приведите пример каждого:</w:t>
       </w:r>
     </w:p>
     <w:p>
+      <w:pPr>
+        <w:spacing w:line="360" w:lineRule="auto" w:before="0" w:after="0"/>
+        <w:ind w:firstLine="709"/>
+        <w:jc w:val="both"/>
+      </w:pPr>
       <w:r>
         <w:rPr>
+          <w:rFonts w:ascii="Times New Roman" w:hAnsi="Times New Roman" w:eastAsia="Times New Roman" w:cs="Times New Roman"/>
           <w:b w:val="0"/>
-          <w:sz w:val="24"/>
+          <w:sz w:val="28"/>
         </w:rPr>
         <w:t>1. Техническое: _________________________________________________________</w:t>
       </w:r>
     </w:p>
     <w:p>
+      <w:pPr>
+        <w:spacing w:line="360" w:lineRule="auto" w:before="0" w:after="0"/>
+        <w:ind w:firstLine="709"/>
+        <w:jc w:val="both"/>
+      </w:pPr>
       <w:r>
         <w:rPr>
+          <w:rFonts w:ascii="Times New Roman" w:hAnsi="Times New Roman" w:eastAsia="Times New Roman" w:cs="Times New Roman"/>
           <w:b w:val="0"/>
-          <w:sz w:val="24"/>
+          <w:sz w:val="28"/>
         </w:rPr>
         <w:t>2. Программное: _________________________________________________________</w:t>
       </w:r>
     </w:p>
     <w:p>
+      <w:pPr>
+        <w:spacing w:line="360" w:lineRule="auto" w:before="0" w:after="0"/>
+        <w:ind w:firstLine="709"/>
+        <w:jc w:val="both"/>
+      </w:pPr>
       <w:r>
         <w:rPr>
+          <w:rFonts w:ascii="Times New Roman" w:hAnsi="Times New Roman" w:eastAsia="Times New Roman" w:cs="Times New Roman"/>
           <w:b w:val="0"/>
-          <w:sz w:val="24"/>
+          <w:sz w:val="28"/>
         </w:rPr>
         <w:t>3. Информационное: _____________________________________________________</w:t>
       </w:r>
     </w:p>
     <w:p>
+      <w:pPr>
+        <w:spacing w:line="360" w:lineRule="auto" w:before="0" w:after="0"/>
+        <w:ind w:firstLine="709"/>
+        <w:jc w:val="both"/>
+      </w:pPr>
       <w:r>
         <w:rPr>
+          <w:rFonts w:ascii="Times New Roman" w:hAnsi="Times New Roman" w:eastAsia="Times New Roman" w:cs="Times New Roman"/>
           <w:b w:val="0"/>
-          <w:sz w:val="24"/>
+          <w:sz w:val="28"/>
         </w:rPr>
         <w:t>4. Организационное: ____________________________________________________</w:t>
       </w:r>
     </w:p>
     <w:p>
+      <w:pPr>
+        <w:spacing w:line="360" w:lineRule="auto" w:before="0" w:after="0"/>
+        <w:ind w:firstLine="709"/>
+        <w:jc w:val="both"/>
+      </w:pPr>
       <w:r>
         <w:rPr>
+          <w:rFonts w:ascii="Times New Roman" w:hAnsi="Times New Roman" w:eastAsia="Times New Roman" w:cs="Times New Roman"/>
           <w:b w:val="0"/>
-          <w:sz w:val="24"/>
+          <w:sz w:val="28"/>
         </w:rPr>
         <w:t>5. Правовое: ___________________________________________________________</w:t>
       </w:r>
     </w:p>
     <w:p/>
     <w:p>
+      <w:pPr>
+        <w:spacing w:line="360" w:lineRule="auto" w:before="0" w:after="0"/>
+        <w:ind w:firstLine="709"/>
+        <w:jc w:val="both"/>
+      </w:pPr>
       <w:r>
         <w:rPr>
+          <w:rFonts w:ascii="Times New Roman" w:hAnsi="Times New Roman" w:eastAsia="Times New Roman" w:cs="Times New Roman"/>
           <w:b/>
-          <w:sz w:val="24"/>
+          <w:sz w:val="28"/>
         </w:rPr>
         <w:t>Схема состава информационной системы</w:t>
       </w:r>
     </w:p>
     <w:p>
+      <w:pPr>
+        <w:spacing w:line="360" w:lineRule="auto" w:before="0" w:after="0"/>
+        <w:ind w:firstLine="709"/>
+        <w:jc w:val="both"/>
+      </w:pPr>
       <w:r>
         <w:rPr>
+          <w:rFonts w:ascii="Times New Roman" w:hAnsi="Times New Roman" w:eastAsia="Times New Roman" w:cs="Times New Roman"/>
           <w:b w:val="0"/>
-          <w:sz w:val="24"/>
+          <w:sz w:val="28"/>
         </w:rPr>
         <w:t>Нарисуйте схему состава выбранной системы: функциональные подсистемы, обеспечивающие подсистемы и связи между ними (какая функция на какое обеспечение опирается).</w:t>
       </w:r>
     </w:p>
     <w:p>
       <w:pPr>
+        <w:spacing w:line="360" w:lineRule="auto" w:before="0" w:after="0"/>
+        <w:ind w:firstLine="0"/>
         <w:jc w:val="center"/>
       </w:pPr>
       <w:r>
         <w:rPr>
+          <w:rFonts w:ascii="Times New Roman" w:hAnsi="Times New Roman" w:eastAsia="Times New Roman" w:cs="Times New Roman"/>
           <w:i/>
-          <w:sz w:val="22"/>
+          <w:sz w:val="28"/>
         </w:rPr>
         <w:t>[ Место для схемы состава: нарисуйте от руки, в графическом редакторе или вставьте снимок ]</w:t>
       </w:r>
     </w:p>
     <w:p/>
-    <w:p>
-      <w:r>
-        <w:rPr>
-          <w:b/>
-          <w:sz w:val="24"/>
-        </w:rPr>
-        <w:t>Таблица состава</w:t>
-      </w:r>
-    </w:p>
     <w:tbl>
       <w:tblPr>
         <w:tblStyle w:val="TableGrid"/>
         <w:tblW w:type="auto" w:w="0"/>
+        <w:tblLayout w:type="autofit"/>
         <w:tblLook w:firstColumn="1" w:firstRow="1" w:lastColumn="0" w:lastRow="0" w:noHBand="0" w:noVBand="1" w:val="04A0"/>
       </w:tblPr>
       <w:tblGrid>
@@ -217,9 +320,16 @@
             <w:tcW w:type="dxa" w:w="2160"/>
           </w:tcPr>
           <w:p>
+            <w:pPr>
+              <w:spacing w:line="360" w:lineRule="auto" w:before="0" w:after="0"/>
+              <w:ind w:firstLine="0"/>
+              <w:jc w:val="center"/>
+            </w:pPr>
             <w:r>
               <w:rPr>
-                <w:sz w:val="20"/>
+                <w:rFonts w:ascii="Times New Roman" w:hAnsi="Times New Roman" w:eastAsia="Times New Roman" w:cs="Times New Roman"/>
+                <w:b/>
+                <w:sz w:val="22"/>
               </w:rPr>
               <w:t>Часть</w:t>
             </w:r>
@@ -230,9 +340,16 @@
             <w:tcW w:type="dxa" w:w="2160"/>
           </w:tcPr>
           <w:p>
+            <w:pPr>
+              <w:spacing w:line="360" w:lineRule="auto" w:before="0" w:after="0"/>
+              <w:ind w:firstLine="0"/>
+              <w:jc w:val="center"/>
+            </w:pPr>
             <w:r>
               <w:rPr>
-                <w:sz w:val="20"/>
+                <w:rFonts w:ascii="Times New Roman" w:hAnsi="Times New Roman" w:eastAsia="Times New Roman" w:cs="Times New Roman"/>
+                <w:b/>
+                <w:sz w:val="22"/>
               </w:rPr>
               <w:t>Подсистема</w:t>
             </w:r>
@@ -243,9 +360,16 @@
             <w:tcW w:type="dxa" w:w="2160"/>
           </w:tcPr>
           <w:p>
+            <w:pPr>
+              <w:spacing w:line="360" w:lineRule="auto" w:before="0" w:after="0"/>
+              <w:ind w:firstLine="0"/>
+              <w:jc w:val="center"/>
+            </w:pPr>
             <w:r>
               <w:rPr>
-                <w:sz w:val="20"/>
+                <w:rFonts w:ascii="Times New Roman" w:hAnsi="Times New Roman" w:eastAsia="Times New Roman" w:cs="Times New Roman"/>
+                <w:b/>
+                <w:sz w:val="22"/>
               </w:rPr>
               <w:t>Что включает</w:t>
             </w:r>
@@ -256,9 +380,16 @@
             <w:tcW w:type="dxa" w:w="2160"/>
           </w:tcPr>
           <w:p>
+            <w:pPr>
+              <w:spacing w:line="360" w:lineRule="auto" w:before="0" w:after="0"/>
+              <w:ind w:firstLine="0"/>
+              <w:jc w:val="center"/>
+            </w:pPr>
             <w:r>
               <w:rPr>
-                <w:sz w:val="20"/>
+                <w:rFonts w:ascii="Times New Roman" w:hAnsi="Times New Roman" w:eastAsia="Times New Roman" w:cs="Times New Roman"/>
+                <w:b/>
+                <w:sz w:val="22"/>
               </w:rPr>
               <w:t>Опирается на</w:t>
             </w:r>
@@ -271,9 +402,16 @@
             <w:tcW w:type="dxa" w:w="2160"/>
           </w:tcPr>
           <w:p>
+            <w:pPr>
+              <w:spacing w:line="360" w:lineRule="auto" w:before="0" w:after="0"/>
+              <w:ind w:firstLine="0"/>
+              <w:jc w:val="both"/>
+            </w:pPr>
             <w:r>
               <w:rPr>
-                <w:sz w:val="20"/>
+                <w:rFonts w:ascii="Times New Roman" w:hAnsi="Times New Roman" w:eastAsia="Times New Roman" w:cs="Times New Roman"/>
+                <w:b w:val="0"/>
+                <w:sz w:val="22"/>
               </w:rPr>
               <w:t>Функциональная</w:t>
             </w:r>
@@ -283,19 +421,37 @@
           <w:tcPr>
             <w:tcW w:type="dxa" w:w="2160"/>
           </w:tcPr>
-          <w:p/>
+          <w:p>
+            <w:pPr>
+              <w:spacing w:line="360" w:lineRule="auto" w:before="0" w:after="0"/>
+              <w:ind w:firstLine="0"/>
+              <w:jc w:val="both"/>
+            </w:pPr>
+          </w:p>
         </w:tc>
         <w:tc>
           <w:tcPr>
             <w:tcW w:type="dxa" w:w="2160"/>
           </w:tcPr>
-          <w:p/>
+          <w:p>
+            <w:pPr>
+              <w:spacing w:line="360" w:lineRule="auto" w:before="0" w:after="0"/>
+              <w:ind w:firstLine="0"/>
+              <w:jc w:val="both"/>
+            </w:pPr>
+          </w:p>
         </w:tc>
         <w:tc>
           <w:tcPr>
             <w:tcW w:type="dxa" w:w="2160"/>
           </w:tcPr>
-          <w:p/>
+          <w:p>
+            <w:pPr>
+              <w:spacing w:line="360" w:lineRule="auto" w:before="0" w:after="0"/>
+              <w:ind w:firstLine="0"/>
+              <w:jc w:val="both"/>
+            </w:pPr>
+          </w:p>
         </w:tc>
       </w:tr>
       <w:tr>
@@ -304,9 +460,16 @@
             <w:tcW w:type="dxa" w:w="2160"/>
           </w:tcPr>
           <w:p>
+            <w:pPr>
+              <w:spacing w:line="360" w:lineRule="auto" w:before="0" w:after="0"/>
+              <w:ind w:firstLine="0"/>
+              <w:jc w:val="both"/>
+            </w:pPr>
             <w:r>
               <w:rPr>
-                <w:sz w:val="20"/>
+                <w:rFonts w:ascii="Times New Roman" w:hAnsi="Times New Roman" w:eastAsia="Times New Roman" w:cs="Times New Roman"/>
+                <w:b w:val="0"/>
+                <w:sz w:val="22"/>
               </w:rPr>
               <w:t>Функциональная</w:t>
             </w:r>
@@ -316,19 +479,37 @@
           <w:tcPr>
             <w:tcW w:type="dxa" w:w="2160"/>
           </w:tcPr>
-          <w:p/>
+          <w:p>
+            <w:pPr>
+              <w:spacing w:line="360" w:lineRule="auto" w:before="0" w:after="0"/>
+              <w:ind w:firstLine="0"/>
+              <w:jc w:val="both"/>
+            </w:pPr>
+          </w:p>
         </w:tc>
         <w:tc>
           <w:tcPr>
             <w:tcW w:type="dxa" w:w="2160"/>
           </w:tcPr>
-          <w:p/>
+          <w:p>
+            <w:pPr>
+              <w:spacing w:line="360" w:lineRule="auto" w:before="0" w:after="0"/>
+              <w:ind w:firstLine="0"/>
+              <w:jc w:val="both"/>
+            </w:pPr>
+          </w:p>
         </w:tc>
         <w:tc>
           <w:tcPr>
             <w:tcW w:type="dxa" w:w="2160"/>
           </w:tcPr>
-          <w:p/>
+          <w:p>
+            <w:pPr>
+              <w:spacing w:line="360" w:lineRule="auto" w:before="0" w:after="0"/>
+              <w:ind w:firstLine="0"/>
+              <w:jc w:val="both"/>
+            </w:pPr>
+          </w:p>
         </w:tc>
       </w:tr>
       <w:tr>
@@ -337,9 +518,16 @@
             <w:tcW w:type="dxa" w:w="2160"/>
           </w:tcPr>
           <w:p>
+            <w:pPr>
+              <w:spacing w:line="360" w:lineRule="auto" w:before="0" w:after="0"/>
+              <w:ind w:firstLine="0"/>
+              <w:jc w:val="both"/>
+            </w:pPr>
             <w:r>
               <w:rPr>
-                <w:sz w:val="20"/>
+                <w:rFonts w:ascii="Times New Roman" w:hAnsi="Times New Roman" w:eastAsia="Times New Roman" w:cs="Times New Roman"/>
+                <w:b w:val="0"/>
+                <w:sz w:val="22"/>
               </w:rPr>
               <w:t>Функциональная</w:t>
             </w:r>
@@ -349,19 +537,37 @@
           <w:tcPr>
             <w:tcW w:type="dxa" w:w="2160"/>
           </w:tcPr>
-          <w:p/>
+          <w:p>
+            <w:pPr>
+              <w:spacing w:line="360" w:lineRule="auto" w:before="0" w:after="0"/>
+              <w:ind w:firstLine="0"/>
+              <w:jc w:val="both"/>
+            </w:pPr>
+          </w:p>
         </w:tc>
         <w:tc>
           <w:tcPr>
             <w:tcW w:type="dxa" w:w="2160"/>
           </w:tcPr>
-          <w:p/>
+          <w:p>
+            <w:pPr>
+              <w:spacing w:line="360" w:lineRule="auto" w:before="0" w:after="0"/>
+              <w:ind w:firstLine="0"/>
+              <w:jc w:val="both"/>
+            </w:pPr>
+          </w:p>
         </w:tc>
         <w:tc>
           <w:tcPr>
             <w:tcW w:type="dxa" w:w="2160"/>
           </w:tcPr>
-          <w:p/>
+          <w:p>
+            <w:pPr>
+              <w:spacing w:line="360" w:lineRule="auto" w:before="0" w:after="0"/>
+              <w:ind w:firstLine="0"/>
+              <w:jc w:val="both"/>
+            </w:pPr>
+          </w:p>
         </w:tc>
       </w:tr>
       <w:tr>
@@ -370,9 +576,16 @@
             <w:tcW w:type="dxa" w:w="2160"/>
           </w:tcPr>
           <w:p>
+            <w:pPr>
+              <w:spacing w:line="360" w:lineRule="auto" w:before="0" w:after="0"/>
+              <w:ind w:firstLine="0"/>
+              <w:jc w:val="both"/>
+            </w:pPr>
             <w:r>
               <w:rPr>
-                <w:sz w:val="20"/>
+                <w:rFonts w:ascii="Times New Roman" w:hAnsi="Times New Roman" w:eastAsia="Times New Roman" w:cs="Times New Roman"/>
+                <w:b w:val="0"/>
+                <w:sz w:val="22"/>
               </w:rPr>
               <w:t>Обеспечивающая</w:t>
             </w:r>
@@ -382,19 +595,37 @@
           <w:tcPr>
             <w:tcW w:type="dxa" w:w="2160"/>
           </w:tcPr>
-          <w:p/>
+          <w:p>
+            <w:pPr>
+              <w:spacing w:line="360" w:lineRule="auto" w:before="0" w:after="0"/>
+              <w:ind w:firstLine="0"/>
+              <w:jc w:val="both"/>
+            </w:pPr>
+          </w:p>
         </w:tc>
         <w:tc>
           <w:tcPr>
             <w:tcW w:type="dxa" w:w="2160"/>
           </w:tcPr>
-          <w:p/>
+          <w:p>
+            <w:pPr>
+              <w:spacing w:line="360" w:lineRule="auto" w:before="0" w:after="0"/>
+              <w:ind w:firstLine="0"/>
+              <w:jc w:val="both"/>
+            </w:pPr>
+          </w:p>
         </w:tc>
         <w:tc>
           <w:tcPr>
             <w:tcW w:type="dxa" w:w="2160"/>
           </w:tcPr>
-          <w:p/>
+          <w:p>
+            <w:pPr>
+              <w:spacing w:line="360" w:lineRule="auto" w:before="0" w:after="0"/>
+              <w:ind w:firstLine="0"/>
+              <w:jc w:val="both"/>
+            </w:pPr>
+          </w:p>
         </w:tc>
       </w:tr>
       <w:tr>
@@ -403,9 +634,16 @@
             <w:tcW w:type="dxa" w:w="2160"/>
           </w:tcPr>
           <w:p>
+            <w:pPr>
+              <w:spacing w:line="360" w:lineRule="auto" w:before="0" w:after="0"/>
+              <w:ind w:firstLine="0"/>
+              <w:jc w:val="both"/>
+            </w:pPr>
             <w:r>
               <w:rPr>
-                <w:sz w:val="20"/>
+                <w:rFonts w:ascii="Times New Roman" w:hAnsi="Times New Roman" w:eastAsia="Times New Roman" w:cs="Times New Roman"/>
+                <w:b w:val="0"/>
+                <w:sz w:val="22"/>
               </w:rPr>
               <w:t>Обеспечивающая</w:t>
             </w:r>
@@ -415,19 +653,37 @@
           <w:tcPr>
             <w:tcW w:type="dxa" w:w="2160"/>
           </w:tcPr>
-          <w:p/>
+          <w:p>
+            <w:pPr>
+              <w:spacing w:line="360" w:lineRule="auto" w:before="0" w:after="0"/>
+              <w:ind w:firstLine="0"/>
+              <w:jc w:val="both"/>
+            </w:pPr>
+          </w:p>
         </w:tc>
         <w:tc>
           <w:tcPr>
             <w:tcW w:type="dxa" w:w="2160"/>
           </w:tcPr>
-          <w:p/>
+          <w:p>
+            <w:pPr>
+              <w:spacing w:line="360" w:lineRule="auto" w:before="0" w:after="0"/>
+              <w:ind w:firstLine="0"/>
+              <w:jc w:val="both"/>
+            </w:pPr>
+          </w:p>
         </w:tc>
         <w:tc>
           <w:tcPr>
             <w:tcW w:type="dxa" w:w="2160"/>
           </w:tcPr>
-          <w:p/>
+          <w:p>
+            <w:pPr>
+              <w:spacing w:line="360" w:lineRule="auto" w:before="0" w:after="0"/>
+              <w:ind w:firstLine="0"/>
+              <w:jc w:val="both"/>
+            </w:pPr>
+          </w:p>
         </w:tc>
       </w:tr>
       <w:tr>
@@ -436,9 +692,16 @@
             <w:tcW w:type="dxa" w:w="2160"/>
           </w:tcPr>
           <w:p>
+            <w:pPr>
+              <w:spacing w:line="360" w:lineRule="auto" w:before="0" w:after="0"/>
+              <w:ind w:firstLine="0"/>
+              <w:jc w:val="both"/>
+            </w:pPr>
             <w:r>
               <w:rPr>
-                <w:sz w:val="20"/>
+                <w:rFonts w:ascii="Times New Roman" w:hAnsi="Times New Roman" w:eastAsia="Times New Roman" w:cs="Times New Roman"/>
+                <w:b w:val="0"/>
+                <w:sz w:val="22"/>
               </w:rPr>
               <w:t>Обеспечивающая</w:t>
             </w:r>
@@ -448,19 +711,37 @@
           <w:tcPr>
             <w:tcW w:type="dxa" w:w="2160"/>
           </w:tcPr>
-          <w:p/>
+          <w:p>
+            <w:pPr>
+              <w:spacing w:line="360" w:lineRule="auto" w:before="0" w:after="0"/>
+              <w:ind w:firstLine="0"/>
+              <w:jc w:val="both"/>
+            </w:pPr>
+          </w:p>
         </w:tc>
         <w:tc>
           <w:tcPr>
             <w:tcW w:type="dxa" w:w="2160"/>
           </w:tcPr>
-          <w:p/>
+          <w:p>
+            <w:pPr>
+              <w:spacing w:line="360" w:lineRule="auto" w:before="0" w:after="0"/>
+              <w:ind w:firstLine="0"/>
+              <w:jc w:val="both"/>
+            </w:pPr>
+          </w:p>
         </w:tc>
         <w:tc>
           <w:tcPr>
             <w:tcW w:type="dxa" w:w="2160"/>
           </w:tcPr>
-          <w:p/>
+          <w:p>
+            <w:pPr>
+              <w:spacing w:line="360" w:lineRule="auto" w:before="0" w:after="0"/>
+              <w:ind w:firstLine="0"/>
+              <w:jc w:val="both"/>
+            </w:pPr>
+          </w:p>
         </w:tc>
       </w:tr>
       <w:tr>
@@ -469,9 +750,16 @@
             <w:tcW w:type="dxa" w:w="2160"/>
           </w:tcPr>
           <w:p>
+            <w:pPr>
+              <w:spacing w:line="360" w:lineRule="auto" w:before="0" w:after="0"/>
+              <w:ind w:firstLine="0"/>
+              <w:jc w:val="both"/>
+            </w:pPr>
             <w:r>
               <w:rPr>
-                <w:sz w:val="20"/>
+                <w:rFonts w:ascii="Times New Roman" w:hAnsi="Times New Roman" w:eastAsia="Times New Roman" w:cs="Times New Roman"/>
+                <w:b w:val="0"/>
+                <w:sz w:val="22"/>
               </w:rPr>
               <w:t>Обеспечивающая</w:t>
             </w:r>
@@ -481,19 +769,37 @@
           <w:tcPr>
             <w:tcW w:type="dxa" w:w="2160"/>
           </w:tcPr>
-          <w:p/>
+          <w:p>
+            <w:pPr>
+              <w:spacing w:line="360" w:lineRule="auto" w:before="0" w:after="0"/>
+              <w:ind w:firstLine="0"/>
+              <w:jc w:val="both"/>
+            </w:pPr>
+          </w:p>
         </w:tc>
         <w:tc>
           <w:tcPr>
             <w:tcW w:type="dxa" w:w="2160"/>
           </w:tcPr>
-          <w:p/>
+          <w:p>
+            <w:pPr>
+              <w:spacing w:line="360" w:lineRule="auto" w:before="0" w:after="0"/>
+              <w:ind w:firstLine="0"/>
+              <w:jc w:val="both"/>
+            </w:pPr>
+          </w:p>
         </w:tc>
         <w:tc>
           <w:tcPr>
             <w:tcW w:type="dxa" w:w="2160"/>
           </w:tcPr>
-          <w:p/>
+          <w:p>
+            <w:pPr>
+              <w:spacing w:line="360" w:lineRule="auto" w:before="0" w:after="0"/>
+              <w:ind w:firstLine="0"/>
+              <w:jc w:val="both"/>
+            </w:pPr>
+          </w:p>
         </w:tc>
       </w:tr>
       <w:tr>
@@ -502,9 +808,16 @@
             <w:tcW w:type="dxa" w:w="2160"/>
           </w:tcPr>
           <w:p>
+            <w:pPr>
+              <w:spacing w:line="360" w:lineRule="auto" w:before="0" w:after="0"/>
+              <w:ind w:firstLine="0"/>
+              <w:jc w:val="both"/>
+            </w:pPr>
             <w:r>
               <w:rPr>
-                <w:sz w:val="20"/>
+                <w:rFonts w:ascii="Times New Roman" w:hAnsi="Times New Roman" w:eastAsia="Times New Roman" w:cs="Times New Roman"/>
+                <w:b w:val="0"/>
+                <w:sz w:val="22"/>
               </w:rPr>
               <w:t>Обеспечивающая</w:t>
             </w:r>
@@ -514,28 +827,67 @@
           <w:tcPr>
             <w:tcW w:type="dxa" w:w="2160"/>
           </w:tcPr>
-          <w:p/>
+          <w:p>
+            <w:pPr>
+              <w:spacing w:line="360" w:lineRule="auto" w:before="0" w:after="0"/>
+              <w:ind w:firstLine="0"/>
+              <w:jc w:val="both"/>
+            </w:pPr>
+          </w:p>
         </w:tc>
         <w:tc>
           <w:tcPr>
             <w:tcW w:type="dxa" w:w="2160"/>
           </w:tcPr>
-          <w:p/>
+          <w:p>
+            <w:pPr>
+              <w:spacing w:line="360" w:lineRule="auto" w:before="0" w:after="0"/>
+              <w:ind w:firstLine="0"/>
+              <w:jc w:val="both"/>
+            </w:pPr>
+          </w:p>
         </w:tc>
         <w:tc>
           <w:tcPr>
             <w:tcW w:type="dxa" w:w="2160"/>
           </w:tcPr>
-          <w:p/>
+          <w:p>
+            <w:pPr>
+              <w:spacing w:line="360" w:lineRule="auto" w:before="0" w:after="0"/>
+              <w:ind w:firstLine="0"/>
+              <w:jc w:val="both"/>
+            </w:pPr>
+          </w:p>
         </w:tc>
       </w:tr>
     </w:tbl>
+    <w:p>
+      <w:pPr>
+        <w:spacing w:line="240" w:lineRule="auto" w:before="0" w:after="0"/>
+        <w:ind w:firstLine="0"/>
+        <w:jc w:val="center"/>
+      </w:pPr>
+      <w:r>
+        <w:rPr>
+          <w:rFonts w:ascii="Times New Roman" w:hAnsi="Times New Roman" w:eastAsia="Times New Roman" w:cs="Times New Roman"/>
+          <w:b/>
+          <w:sz w:val="24"/>
+        </w:rPr>
+        <w:t>Таблица состава</w:t>
+      </w:r>
+    </w:p>
     <w:p/>
     <w:p>
+      <w:pPr>
+        <w:spacing w:line="360" w:lineRule="auto" w:before="0" w:after="0"/>
+        <w:ind w:firstLine="709"/>
+        <w:jc w:val="both"/>
+      </w:pPr>
       <w:r>
         <w:rPr>
+          <w:rFonts w:ascii="Times New Roman" w:hAnsi="Times New Roman" w:eastAsia="Times New Roman" w:cs="Times New Roman"/>
           <w:b/>
-          <w:sz w:val="24"/>
+          <w:sz w:val="28"/>
         </w:rPr>
         <w:t>Скриншоты выполнения работы</w:t>
       </w:r>
@@ -543,75 +895,117 @@
     <w:p/>
     <w:p>
       <w:pPr>
+        <w:spacing w:line="360" w:lineRule="auto" w:before="0" w:after="0"/>
+        <w:ind w:firstLine="0"/>
         <w:jc w:val="center"/>
       </w:pPr>
       <w:r>
         <w:rPr>
+          <w:rFonts w:ascii="Times New Roman" w:hAnsi="Times New Roman" w:eastAsia="Times New Roman" w:cs="Times New Roman"/>
           <w:i/>
-          <w:sz w:val="22"/>
+          <w:sz w:val="28"/>
         </w:rPr>
         <w:t>[ Место для скриншота 2: схема состава в рабочем виде ]</w:t>
       </w:r>
     </w:p>
     <w:p/>
     <w:p>
+      <w:pPr>
+        <w:pStyle w:val="Heading1"/>
+        <w:keepNext/>
+        <w:keepLines/>
+        <w:spacing w:line="240" w:lineRule="auto" w:before="240" w:after="0"/>
+        <w:ind w:firstLine="0" w:left="0"/>
+        <w:jc w:val="both"/>
+      </w:pPr>
       <w:r>
         <w:rPr>
-          <w:b/>
-          <w:sz w:val="24"/>
+          <w:rFonts w:ascii="Times New Roman" w:hAnsi="Times New Roman" w:eastAsia="Times New Roman" w:cs="Times New Roman"/>
+          <w:b w:val="0"/>
+          <w:sz w:val="28"/>
         </w:rPr>
         <w:t>Вывод</w:t>
       </w:r>
     </w:p>
     <w:p>
+      <w:pPr>
+        <w:spacing w:line="360" w:lineRule="auto" w:before="0" w:after="0"/>
+        <w:ind w:firstLine="709"/>
+        <w:jc w:val="both"/>
+      </w:pPr>
       <w:r>
         <w:rPr>
+          <w:rFonts w:ascii="Times New Roman" w:hAnsi="Times New Roman" w:eastAsia="Times New Roman" w:cs="Times New Roman"/>
           <w:b w:val="0"/>
-          <w:sz w:val="24"/>
+          <w:sz w:val="28"/>
         </w:rPr>
         <w:t>Почему функциональная подсистема не работает без обеспечивающих? Приведите пример из своей схемы.</w:t>
       </w:r>
     </w:p>
     <w:p>
+      <w:pPr>
+        <w:spacing w:line="360" w:lineRule="auto" w:before="0" w:after="0"/>
+        <w:ind w:firstLine="709"/>
+        <w:jc w:val="both"/>
+      </w:pPr>
       <w:r>
         <w:rPr>
+          <w:rFonts w:ascii="Times New Roman" w:hAnsi="Times New Roman" w:eastAsia="Times New Roman" w:cs="Times New Roman"/>
           <w:b w:val="0"/>
-          <w:sz w:val="24"/>
+          <w:sz w:val="28"/>
         </w:rPr>
         <w:t>________________________________________________________________________</w:t>
       </w:r>
     </w:p>
     <w:p>
+      <w:pPr>
+        <w:spacing w:line="360" w:lineRule="auto" w:before="0" w:after="0"/>
+        <w:ind w:firstLine="709"/>
+        <w:jc w:val="both"/>
+      </w:pPr>
       <w:r>
         <w:rPr>
+          <w:rFonts w:ascii="Times New Roman" w:hAnsi="Times New Roman" w:eastAsia="Times New Roman" w:cs="Times New Roman"/>
           <w:b w:val="0"/>
-          <w:sz w:val="24"/>
+          <w:sz w:val="28"/>
         </w:rPr>
         <w:t>________________________________________________________________________</w:t>
       </w:r>
     </w:p>
     <w:p>
+      <w:pPr>
+        <w:spacing w:line="360" w:lineRule="auto" w:before="0" w:after="0"/>
+        <w:ind w:firstLine="709"/>
+        <w:jc w:val="both"/>
+      </w:pPr>
       <w:r>
         <w:rPr>
+          <w:rFonts w:ascii="Times New Roman" w:hAnsi="Times New Roman" w:eastAsia="Times New Roman" w:cs="Times New Roman"/>
           <w:b w:val="0"/>
-          <w:sz w:val="24"/>
+          <w:sz w:val="28"/>
         </w:rPr>
         <w:t>________________________________________________________________________</w:t>
       </w:r>
     </w:p>
     <w:p>
+      <w:pPr>
+        <w:spacing w:line="360" w:lineRule="auto" w:before="0" w:after="0"/>
+        <w:ind w:firstLine="709"/>
+        <w:jc w:val="both"/>
+      </w:pPr>
       <w:r>
         <w:rPr>
+          <w:rFonts w:ascii="Times New Roman" w:hAnsi="Times New Roman" w:eastAsia="Times New Roman" w:cs="Times New Roman"/>
           <w:b w:val="0"/>
-          <w:sz w:val="24"/>
+          <w:sz w:val="28"/>
         </w:rPr>
         <w:t>________________________________________________________________________</w:t>
       </w:r>
     </w:p>
     <w:p/>
     <w:sectPr>
-      <w:pgSz w:w="12240" w:h="15840"/>
-      <w:pgMar w:top="1440" w:right="1800" w:bottom="1440" w:left="1800" w:header="720" w:footer="720" w:gutter="0"/>
+      <w:pgSz w:w="11906" w:h="16838"/>
+      <w:pgMar w:top="1134" w:right="850" w:bottom="1134" w:left="1701" w:header="720" w:footer="720" w:gutter="0"/>
       <w:cols w:space="720"/>
       <w:docGrid w:linePitch="360"/>
     </w:sectPr>
@@ -982,9 +1376,14 @@
     <w:name w:val="Normal"/>
     <w:qFormat/>
     <w:rsid w:val="00FC693F"/>
+    <w:pPr>
+      <w:spacing w:line="360" w:lineRule="auto" w:before="0" w:after="0"/>
+      <w:ind w:firstLine="709"/>
+      <w:jc w:val="both"/>
+    </w:pPr>
     <w:rPr>
-      <w:rFonts w:ascii="Times New Roman" w:hAnsi="Times New Roman"/>
-      <w:sz w:val="24"/>
+      <w:rFonts w:ascii="Times New Roman" w:hAnsi="Times New Roman" w:eastAsia="Times New Roman" w:cs="Times New Roman"/>
+      <w:sz w:val="28"/>
     </w:rPr>
   </w:style>
   <w:style w:type="paragraph" w:styleId="Header">
@@ -1042,12 +1441,14 @@
     <w:pPr>
       <w:keepNext/>
       <w:keepLines/>
-      <w:spacing w:before="480" w:after="0"/>
+      <w:spacing w:before="240" w:after="0" w:line="240" w:lineRule="auto"/>
+      <w:ind w:firstLine="0" w:left="0"/>
+      <w:jc w:val="both"/>
       <w:outlineLvl w:val="0"/>
     </w:pPr>
     <w:rPr>
-      <w:rFonts w:asciiTheme="majorHAnsi" w:eastAsiaTheme="majorEastAsia" w:hAnsiTheme="majorHAnsi" w:cstheme="majorBidi"/>
-      <w:b/>
+      <w:rFonts w:asciiTheme="majorHAnsi" w:eastAsiaTheme="majorEastAsia" w:hAnsiTheme="majorHAnsi" w:cstheme="majorBidi" w:ascii="Times New Roman" w:hAnsi="Times New Roman" w:eastAsia="Times New Roman" w:cs="Times New Roman"/>
+      <w:b w:val="0"/>
       <w:bCs/>
       <w:color w:val="365F91" w:themeColor="accent1" w:themeShade="BF"/>
       <w:sz w:val="28"/>
@@ -1066,15 +1467,17 @@
     <w:pPr>
       <w:keepNext/>
       <w:keepLines/>
-      <w:spacing w:before="200" w:after="0"/>
+      <w:spacing w:before="40" w:after="0" w:line="240" w:lineRule="auto"/>
+      <w:ind w:firstLine="0" w:left="0"/>
+      <w:jc w:val="left"/>
       <w:outlineLvl w:val="1"/>
     </w:pPr>
     <w:rPr>
-      <w:rFonts w:asciiTheme="majorHAnsi" w:eastAsiaTheme="majorEastAsia" w:hAnsiTheme="majorHAnsi" w:cstheme="majorBidi"/>
+      <w:rFonts w:asciiTheme="majorHAnsi" w:eastAsiaTheme="majorEastAsia" w:hAnsiTheme="majorHAnsi" w:cstheme="majorBidi" w:ascii="Times New Roman" w:hAnsi="Times New Roman" w:eastAsia="Times New Roman" w:cs="Times New Roman"/>
       <w:b/>
       <w:bCs/>
       <w:color w:val="4F81BD" w:themeColor="accent1"/>
-      <w:sz w:val="26"/>
+      <w:sz w:val="28"/>
       <w:szCs w:val="26"/>
     </w:rPr>
   </w:style>
@@ -1404,9 +1807,14 @@
     <w:qFormat/>
     <w:rsid w:val="00FC693F"/>
     <w:pPr>
-      <w:ind w:left="720"/>
+      <w:spacing w:line="360" w:lineRule="auto" w:before="0" w:after="0"/>
+      <w:ind w:left="709" w:firstLine="0"/>
       <w:contextualSpacing/>
     </w:pPr>
+    <w:rPr>
+      <w:rFonts w:ascii="Times New Roman" w:hAnsi="Times New Roman" w:eastAsia="Times New Roman" w:cs="Times New Roman"/>
+      <w:sz w:val="28"/>
+    </w:rPr>
   </w:style>
   <w:style w:type="paragraph" w:styleId="BodyText">
     <w:name w:val="Body Text"/>

--- a/courses/4/uifis/dist/reports/UIFIS_practice-2_report-template.docx
+++ b/courses/4/uifis/dist/reports/UIFIS_practice-2_report-template.docx
@@ -12,6 +12,7 @@
         <w:rPr>
           <w:rFonts w:ascii="Times New Roman" w:hAnsi="Times New Roman" w:eastAsia="Times New Roman" w:cs="Times New Roman"/>
           <w:b/>
+          <w:color w:val="000000"/>
           <w:sz w:val="28"/>
         </w:rPr>
         <w:t>Устройство и функционирование информационной системы (МДК.06.03)</w:t>
@@ -27,6 +28,7 @@
         <w:rPr>
           <w:rFonts w:ascii="Times New Roman" w:hAnsi="Times New Roman" w:eastAsia="Times New Roman" w:cs="Times New Roman"/>
           <w:b/>
+          <w:color w:val="000000"/>
           <w:sz w:val="28"/>
         </w:rPr>
         <w:t>Отчёт по практической работе №2</w:t>
@@ -42,6 +44,7 @@
         <w:rPr>
           <w:rFonts w:ascii="Times New Roman" w:hAnsi="Times New Roman" w:eastAsia="Times New Roman" w:cs="Times New Roman"/>
           <w:b w:val="0"/>
+          <w:color w:val="000000"/>
           <w:sz w:val="28"/>
         </w:rPr>
         <w:t>Тема: Построение схемы состава информационной системы</w:t>
@@ -58,6 +61,7 @@
         <w:rPr>
           <w:rFonts w:ascii="Times New Roman" w:hAnsi="Times New Roman" w:eastAsia="Times New Roman" w:cs="Times New Roman"/>
           <w:b w:val="0"/>
+          <w:color w:val="000000"/>
           <w:sz w:val="28"/>
         </w:rPr>
         <w:t>ФИО студента: ______________________________________</w:t>
@@ -73,6 +77,7 @@
         <w:rPr>
           <w:rFonts w:ascii="Times New Roman" w:hAnsi="Times New Roman" w:eastAsia="Times New Roman" w:cs="Times New Roman"/>
           <w:b w:val="0"/>
+          <w:color w:val="000000"/>
           <w:sz w:val="28"/>
         </w:rPr>
         <w:t>Группа: ______________________  Дата: _______________</w:t>
@@ -84,14 +89,16 @@
         <w:pStyle w:val="Heading1"/>
         <w:keepNext/>
         <w:keepLines/>
+        <w:pageBreakBefore/>
         <w:spacing w:line="240" w:lineRule="auto" w:before="240" w:after="0"/>
-        <w:ind w:firstLine="0" w:left="0"/>
+        <w:ind w:left="0" w:firstLine="0"/>
         <w:jc w:val="both"/>
       </w:pPr>
       <w:r>
         <w:rPr>
           <w:rFonts w:ascii="Times New Roman" w:hAnsi="Times New Roman" w:eastAsia="Times New Roman" w:cs="Times New Roman"/>
           <w:b w:val="0"/>
+          <w:color w:val="000000"/>
           <w:sz w:val="28"/>
         </w:rPr>
         <w:t>Цель работы</w:t>
@@ -107,9 +114,9 @@
         <w:rPr>
           <w:rFonts w:ascii="Times New Roman" w:hAnsi="Times New Roman" w:eastAsia="Times New Roman" w:cs="Times New Roman"/>
           <w:b w:val="0"/>
+          <w:color w:val="000000"/>
           <w:sz w:val="28"/>
         </w:rPr>
-        <w:t>________________________________________________________________________</w:t>
       </w:r>
     </w:p>
     <w:p>
@@ -122,9 +129,9 @@
         <w:rPr>
           <w:rFonts w:ascii="Times New Roman" w:hAnsi="Times New Roman" w:eastAsia="Times New Roman" w:cs="Times New Roman"/>
           <w:b w:val="0"/>
+          <w:color w:val="000000"/>
           <w:sz w:val="28"/>
         </w:rPr>
-        <w:t>________________________________________________________________________</w:t>
       </w:r>
     </w:p>
     <w:p/>
@@ -134,13 +141,14 @@
         <w:keepNext/>
         <w:keepLines/>
         <w:spacing w:line="240" w:lineRule="auto" w:before="240" w:after="0"/>
-        <w:ind w:firstLine="0" w:left="0"/>
+        <w:ind w:left="0" w:firstLine="0"/>
         <w:jc w:val="both"/>
       </w:pPr>
       <w:r>
         <w:rPr>
           <w:rFonts w:ascii="Times New Roman" w:hAnsi="Times New Roman" w:eastAsia="Times New Roman" w:cs="Times New Roman"/>
           <w:b w:val="0"/>
+          <w:color w:val="000000"/>
           <w:sz w:val="28"/>
         </w:rPr>
         <w:t>Ход работы</w:t>
@@ -152,13 +160,14 @@
         <w:keepNext/>
         <w:keepLines/>
         <w:spacing w:line="240" w:lineRule="auto" w:before="240" w:after="0"/>
-        <w:ind w:firstLine="0" w:left="0"/>
+        <w:ind w:left="0" w:firstLine="0"/>
         <w:jc w:val="both"/>
       </w:pPr>
       <w:r>
         <w:rPr>
           <w:rFonts w:ascii="Times New Roman" w:hAnsi="Times New Roman" w:eastAsia="Times New Roman" w:cs="Times New Roman"/>
           <w:b w:val="0"/>
+          <w:color w:val="000000"/>
           <w:sz w:val="28"/>
         </w:rPr>
         <w:t>Краткие теоретические сведения</w:t>
@@ -174,6 +183,7 @@
         <w:rPr>
           <w:rFonts w:ascii="Times New Roman" w:hAnsi="Times New Roman" w:eastAsia="Times New Roman" w:cs="Times New Roman"/>
           <w:b w:val="0"/>
+          <w:color w:val="000000"/>
           <w:sz w:val="28"/>
         </w:rPr>
         <w:t>Перечислите пять видов обеспечения ИС и приведите пример каждого:</w:t>
@@ -189,9 +199,10 @@
         <w:rPr>
           <w:rFonts w:ascii="Times New Roman" w:hAnsi="Times New Roman" w:eastAsia="Times New Roman" w:cs="Times New Roman"/>
           <w:b w:val="0"/>
+          <w:color w:val="000000"/>
           <w:sz w:val="28"/>
         </w:rPr>
-        <w:t>1. Техническое: _________________________________________________________</w:t>
+        <w:t xml:space="preserve">1. Техническое: </w:t>
       </w:r>
     </w:p>
     <w:p>
@@ -204,9 +215,10 @@
         <w:rPr>
           <w:rFonts w:ascii="Times New Roman" w:hAnsi="Times New Roman" w:eastAsia="Times New Roman" w:cs="Times New Roman"/>
           <w:b w:val="0"/>
+          <w:color w:val="000000"/>
           <w:sz w:val="28"/>
         </w:rPr>
-        <w:t>2. Программное: _________________________________________________________</w:t>
+        <w:t xml:space="preserve">2. Программное: </w:t>
       </w:r>
     </w:p>
     <w:p>
@@ -219,9 +231,10 @@
         <w:rPr>
           <w:rFonts w:ascii="Times New Roman" w:hAnsi="Times New Roman" w:eastAsia="Times New Roman" w:cs="Times New Roman"/>
           <w:b w:val="0"/>
+          <w:color w:val="000000"/>
           <w:sz w:val="28"/>
         </w:rPr>
-        <w:t>3. Информационное: _____________________________________________________</w:t>
+        <w:t xml:space="preserve">3. Информационное: </w:t>
       </w:r>
     </w:p>
     <w:p>
@@ -234,9 +247,10 @@
         <w:rPr>
           <w:rFonts w:ascii="Times New Roman" w:hAnsi="Times New Roman" w:eastAsia="Times New Roman" w:cs="Times New Roman"/>
           <w:b w:val="0"/>
+          <w:color w:val="000000"/>
           <w:sz w:val="28"/>
         </w:rPr>
-        <w:t>4. Организационное: ____________________________________________________</w:t>
+        <w:t xml:space="preserve">4. Организационное: </w:t>
       </w:r>
     </w:p>
     <w:p>
@@ -249,9 +263,10 @@
         <w:rPr>
           <w:rFonts w:ascii="Times New Roman" w:hAnsi="Times New Roman" w:eastAsia="Times New Roman" w:cs="Times New Roman"/>
           <w:b w:val="0"/>
+          <w:color w:val="000000"/>
           <w:sz w:val="28"/>
         </w:rPr>
-        <w:t>5. Правовое: ___________________________________________________________</w:t>
+        <w:t xml:space="preserve">5. Правовое: </w:t>
       </w:r>
     </w:p>
     <w:p/>
@@ -265,6 +280,7 @@
         <w:rPr>
           <w:rFonts w:ascii="Times New Roman" w:hAnsi="Times New Roman" w:eastAsia="Times New Roman" w:cs="Times New Roman"/>
           <w:b/>
+          <w:color w:val="000000"/>
           <w:sz w:val="28"/>
         </w:rPr>
         <w:t>Схема состава информационной системы</w:t>
@@ -280,6 +296,7 @@
         <w:rPr>
           <w:rFonts w:ascii="Times New Roman" w:hAnsi="Times New Roman" w:eastAsia="Times New Roman" w:cs="Times New Roman"/>
           <w:b w:val="0"/>
+          <w:color w:val="000000"/>
           <w:sz w:val="28"/>
         </w:rPr>
         <w:t>Нарисуйте схему состава выбранной системы: функциональные подсистемы, обеспечивающие подсистемы и связи между ними (какая функция на какое обеспечение опирается).</w:t>
@@ -295,6 +312,7 @@
         <w:rPr>
           <w:rFonts w:ascii="Times New Roman" w:hAnsi="Times New Roman" w:eastAsia="Times New Roman" w:cs="Times New Roman"/>
           <w:i/>
+          <w:color w:val="000000"/>
           <w:sz w:val="28"/>
         </w:rPr>
         <w:t>[ Место для схемы состава: нарисуйте от руки, в графическом редакторе или вставьте снимок ]</w:t>
@@ -329,6 +347,7 @@
               <w:rPr>
                 <w:rFonts w:ascii="Times New Roman" w:hAnsi="Times New Roman" w:eastAsia="Times New Roman" w:cs="Times New Roman"/>
                 <w:b/>
+                <w:color w:val="000000"/>
                 <w:sz w:val="22"/>
               </w:rPr>
               <w:t>Часть</w:t>
@@ -349,6 +368,7 @@
               <w:rPr>
                 <w:rFonts w:ascii="Times New Roman" w:hAnsi="Times New Roman" w:eastAsia="Times New Roman" w:cs="Times New Roman"/>
                 <w:b/>
+                <w:color w:val="000000"/>
                 <w:sz w:val="22"/>
               </w:rPr>
               <w:t>Подсистема</w:t>
@@ -369,6 +389,7 @@
               <w:rPr>
                 <w:rFonts w:ascii="Times New Roman" w:hAnsi="Times New Roman" w:eastAsia="Times New Roman" w:cs="Times New Roman"/>
                 <w:b/>
+                <w:color w:val="000000"/>
                 <w:sz w:val="22"/>
               </w:rPr>
               <w:t>Что включает</w:t>
@@ -389,6 +410,7 @@
               <w:rPr>
                 <w:rFonts w:ascii="Times New Roman" w:hAnsi="Times New Roman" w:eastAsia="Times New Roman" w:cs="Times New Roman"/>
                 <w:b/>
+                <w:color w:val="000000"/>
                 <w:sz w:val="22"/>
               </w:rPr>
               <w:t>Опирается на</w:t>
@@ -411,6 +433,7 @@
               <w:rPr>
                 <w:rFonts w:ascii="Times New Roman" w:hAnsi="Times New Roman" w:eastAsia="Times New Roman" w:cs="Times New Roman"/>
                 <w:b w:val="0"/>
+                <w:color w:val="000000"/>
                 <w:sz w:val="22"/>
               </w:rPr>
               <w:t>Функциональная</w:t>
@@ -469,6 +492,7 @@
               <w:rPr>
                 <w:rFonts w:ascii="Times New Roman" w:hAnsi="Times New Roman" w:eastAsia="Times New Roman" w:cs="Times New Roman"/>
                 <w:b w:val="0"/>
+                <w:color w:val="000000"/>
                 <w:sz w:val="22"/>
               </w:rPr>
               <w:t>Функциональная</w:t>
@@ -527,6 +551,7 @@
               <w:rPr>
                 <w:rFonts w:ascii="Times New Roman" w:hAnsi="Times New Roman" w:eastAsia="Times New Roman" w:cs="Times New Roman"/>
                 <w:b w:val="0"/>
+                <w:color w:val="000000"/>
                 <w:sz w:val="22"/>
               </w:rPr>
               <w:t>Функциональная</w:t>
@@ -585,6 +610,7 @@
               <w:rPr>
                 <w:rFonts w:ascii="Times New Roman" w:hAnsi="Times New Roman" w:eastAsia="Times New Roman" w:cs="Times New Roman"/>
                 <w:b w:val="0"/>
+                <w:color w:val="000000"/>
                 <w:sz w:val="22"/>
               </w:rPr>
               <w:t>Обеспечивающая</w:t>
@@ -643,6 +669,7 @@
               <w:rPr>
                 <w:rFonts w:ascii="Times New Roman" w:hAnsi="Times New Roman" w:eastAsia="Times New Roman" w:cs="Times New Roman"/>
                 <w:b w:val="0"/>
+                <w:color w:val="000000"/>
                 <w:sz w:val="22"/>
               </w:rPr>
               <w:t>Обеспечивающая</w:t>
@@ -701,6 +728,7 @@
               <w:rPr>
                 <w:rFonts w:ascii="Times New Roman" w:hAnsi="Times New Roman" w:eastAsia="Times New Roman" w:cs="Times New Roman"/>
                 <w:b w:val="0"/>
+                <w:color w:val="000000"/>
                 <w:sz w:val="22"/>
               </w:rPr>
               <w:t>Обеспечивающая</w:t>
@@ -759,6 +787,7 @@
               <w:rPr>
                 <w:rFonts w:ascii="Times New Roman" w:hAnsi="Times New Roman" w:eastAsia="Times New Roman" w:cs="Times New Roman"/>
                 <w:b w:val="0"/>
+                <w:color w:val="000000"/>
                 <w:sz w:val="22"/>
               </w:rPr>
               <w:t>Обеспечивающая</w:t>
@@ -817,6 +846,7 @@
               <w:rPr>
                 <w:rFonts w:ascii="Times New Roman" w:hAnsi="Times New Roman" w:eastAsia="Times New Roman" w:cs="Times New Roman"/>
                 <w:b w:val="0"/>
+                <w:color w:val="000000"/>
                 <w:sz w:val="22"/>
               </w:rPr>
               <w:t>Обеспечивающая</w:t>
@@ -871,6 +901,7 @@
         <w:rPr>
           <w:rFonts w:ascii="Times New Roman" w:hAnsi="Times New Roman" w:eastAsia="Times New Roman" w:cs="Times New Roman"/>
           <w:b/>
+          <w:color w:val="000000"/>
           <w:sz w:val="24"/>
         </w:rPr>
         <w:t>Таблица состава</w:t>
@@ -887,6 +918,7 @@
         <w:rPr>
           <w:rFonts w:ascii="Times New Roman" w:hAnsi="Times New Roman" w:eastAsia="Times New Roman" w:cs="Times New Roman"/>
           <w:b/>
+          <w:color w:val="000000"/>
           <w:sz w:val="28"/>
         </w:rPr>
         <w:t>Скриншоты выполнения работы</w:t>
@@ -903,6 +935,7 @@
         <w:rPr>
           <w:rFonts w:ascii="Times New Roman" w:hAnsi="Times New Roman" w:eastAsia="Times New Roman" w:cs="Times New Roman"/>
           <w:i/>
+          <w:color w:val="000000"/>
           <w:sz w:val="28"/>
         </w:rPr>
         <w:t>[ Место для скриншота 2: схема состава в рабочем виде ]</w:t>
@@ -915,13 +948,14 @@
         <w:keepNext/>
         <w:keepLines/>
         <w:spacing w:line="240" w:lineRule="auto" w:before="240" w:after="0"/>
-        <w:ind w:firstLine="0" w:left="0"/>
+        <w:ind w:left="0" w:firstLine="0"/>
         <w:jc w:val="both"/>
       </w:pPr>
       <w:r>
         <w:rPr>
           <w:rFonts w:ascii="Times New Roman" w:hAnsi="Times New Roman" w:eastAsia="Times New Roman" w:cs="Times New Roman"/>
           <w:b w:val="0"/>
+          <w:color w:val="000000"/>
           <w:sz w:val="28"/>
         </w:rPr>
         <w:t>Вывод</w:t>
@@ -937,6 +971,7 @@
         <w:rPr>
           <w:rFonts w:ascii="Times New Roman" w:hAnsi="Times New Roman" w:eastAsia="Times New Roman" w:cs="Times New Roman"/>
           <w:b w:val="0"/>
+          <w:color w:val="000000"/>
           <w:sz w:val="28"/>
         </w:rPr>
         <w:t>Почему функциональная подсистема не работает без обеспечивающих? Приведите пример из своей схемы.</w:t>
@@ -952,9 +987,9 @@
         <w:rPr>
           <w:rFonts w:ascii="Times New Roman" w:hAnsi="Times New Roman" w:eastAsia="Times New Roman" w:cs="Times New Roman"/>
           <w:b w:val="0"/>
+          <w:color w:val="000000"/>
           <w:sz w:val="28"/>
         </w:rPr>
-        <w:t>________________________________________________________________________</w:t>
       </w:r>
     </w:p>
     <w:p>
@@ -967,9 +1002,9 @@
         <w:rPr>
           <w:rFonts w:ascii="Times New Roman" w:hAnsi="Times New Roman" w:eastAsia="Times New Roman" w:cs="Times New Roman"/>
           <w:b w:val="0"/>
+          <w:color w:val="000000"/>
           <w:sz w:val="28"/>
         </w:rPr>
-        <w:t>________________________________________________________________________</w:t>
       </w:r>
     </w:p>
     <w:p>
@@ -982,9 +1017,9 @@
         <w:rPr>
           <w:rFonts w:ascii="Times New Roman" w:hAnsi="Times New Roman" w:eastAsia="Times New Roman" w:cs="Times New Roman"/>
           <w:b w:val="0"/>
+          <w:color w:val="000000"/>
           <w:sz w:val="28"/>
         </w:rPr>
-        <w:t>________________________________________________________________________</w:t>
       </w:r>
     </w:p>
     <w:p>
@@ -997,9 +1032,9 @@
         <w:rPr>
           <w:rFonts w:ascii="Times New Roman" w:hAnsi="Times New Roman" w:eastAsia="Times New Roman" w:cs="Times New Roman"/>
           <w:b w:val="0"/>
+          <w:color w:val="000000"/>
           <w:sz w:val="28"/>
         </w:rPr>
-        <w:t>________________________________________________________________________</w:t>
       </w:r>
     </w:p>
     <w:p/>
@@ -1383,6 +1418,7 @@
     </w:pPr>
     <w:rPr>
       <w:rFonts w:ascii="Times New Roman" w:hAnsi="Times New Roman" w:eastAsia="Times New Roman" w:cs="Times New Roman"/>
+      <w:color w:val="000000"/>
       <w:sz w:val="28"/>
     </w:rPr>
   </w:style>
@@ -1442,7 +1478,7 @@
       <w:keepNext/>
       <w:keepLines/>
       <w:spacing w:before="240" w:after="0" w:line="240" w:lineRule="auto"/>
-      <w:ind w:firstLine="0" w:left="0"/>
+      <w:ind w:left="0" w:firstLine="0"/>
       <w:jc w:val="both"/>
       <w:outlineLvl w:val="0"/>
     </w:pPr>
@@ -1450,7 +1486,7 @@
       <w:rFonts w:asciiTheme="majorHAnsi" w:eastAsiaTheme="majorEastAsia" w:hAnsiTheme="majorHAnsi" w:cstheme="majorBidi" w:ascii="Times New Roman" w:hAnsi="Times New Roman" w:eastAsia="Times New Roman" w:cs="Times New Roman"/>
       <w:b w:val="0"/>
       <w:bCs/>
-      <w:color w:val="365F91" w:themeColor="accent1" w:themeShade="BF"/>
+      <w:color w:val="000000"/>
       <w:sz w:val="28"/>
       <w:szCs w:val="28"/>
     </w:rPr>
@@ -1468,7 +1504,7 @@
       <w:keepNext/>
       <w:keepLines/>
       <w:spacing w:before="40" w:after="0" w:line="240" w:lineRule="auto"/>
-      <w:ind w:firstLine="0" w:left="0"/>
+      <w:ind w:left="0" w:firstLine="0"/>
       <w:jc w:val="left"/>
       <w:outlineLvl w:val="1"/>
     </w:pPr>
@@ -1476,7 +1512,7 @@
       <w:rFonts w:asciiTheme="majorHAnsi" w:eastAsiaTheme="majorEastAsia" w:hAnsiTheme="majorHAnsi" w:cstheme="majorBidi" w:ascii="Times New Roman" w:hAnsi="Times New Roman" w:eastAsia="Times New Roman" w:cs="Times New Roman"/>
       <w:b/>
       <w:bCs/>
-      <w:color w:val="4F81BD" w:themeColor="accent1"/>
+      <w:color w:val="000000"/>
       <w:sz w:val="28"/>
       <w:szCs w:val="26"/>
     </w:rPr>
@@ -1813,6 +1849,7 @@
     </w:pPr>
     <w:rPr>
       <w:rFonts w:ascii="Times New Roman" w:hAnsi="Times New Roman" w:eastAsia="Times New Roman" w:cs="Times New Roman"/>
+      <w:color w:val="000000"/>
       <w:sz w:val="28"/>
     </w:rPr>
   </w:style>
